--- a/docs/requirements/Technical_Requirements_V1.0.docx
+++ b/docs/requirements/Technical_Requirements_V1.0.docx
@@ -10,189 +10,733 @@
         <w:t>Technical Requirements</w:t>
       </w:r>
     </w:p>
+    <w:tbl>
+      <w:tblPr>
+        <w:tblW w:w="9250" w:type="dxa"/>
+        <w:tblCellSpacing w:w="15" w:type="dxa"/>
+        <w:tblCellMar>
+          <w:top w:w="15" w:type="dxa"/>
+          <w:left w:w="15" w:type="dxa"/>
+          <w:bottom w:w="15" w:type="dxa"/>
+          <w:right w:w="15" w:type="dxa"/>
+        </w:tblCellMar>
+        <w:tblLook w:val="04A0" w:firstRow="1" w:lastRow="0" w:firstColumn="1" w:lastColumn="0" w:noHBand="0" w:noVBand="1"/>
+      </w:tblPr>
+      <w:tblGrid>
+        <w:gridCol w:w="739"/>
+        <w:gridCol w:w="1731"/>
+        <w:gridCol w:w="6780"/>
+      </w:tblGrid>
+      <w:tr>
+        <w:trPr>
+          <w:tblHeader/>
+          <w:tblCellSpacing w:w="15" w:type="dxa"/>
+        </w:trPr>
+        <w:tc>
+          <w:tcPr>
+            <w:tcW w:w="694" w:type="dxa"/>
+            <w:tcBorders>
+              <w:top w:val="single" w:sz="6" w:space="0" w:color="auto"/>
+              <w:left w:val="single" w:sz="6" w:space="0" w:color="auto"/>
+              <w:bottom w:val="single" w:sz="6" w:space="0" w:color="auto"/>
+              <w:right w:val="single" w:sz="6" w:space="0" w:color="auto"/>
+            </w:tcBorders>
+            <w:vAlign w:val="center"/>
+            <w:hideMark/>
+          </w:tcPr>
+          <w:p>
+            <w:pPr>
+              <w:pStyle w:val="NoSpacing"/>
+              <w:rPr>
+                <w:b/>
+                <w:bCs/>
+              </w:rPr>
+            </w:pPr>
+            <w:r>
+              <w:rPr>
+                <w:b/>
+                <w:bCs/>
+              </w:rPr>
+              <w:t>ID</w:t>
+            </w:r>
+          </w:p>
+        </w:tc>
+        <w:tc>
+          <w:tcPr>
+            <w:tcW w:w="1701" w:type="dxa"/>
+            <w:tcBorders>
+              <w:top w:val="single" w:sz="6" w:space="0" w:color="auto"/>
+              <w:left w:val="single" w:sz="6" w:space="0" w:color="auto"/>
+              <w:bottom w:val="single" w:sz="6" w:space="0" w:color="auto"/>
+              <w:right w:val="single" w:sz="6" w:space="0" w:color="auto"/>
+            </w:tcBorders>
+            <w:vAlign w:val="center"/>
+            <w:hideMark/>
+          </w:tcPr>
+          <w:p>
+            <w:pPr>
+              <w:pStyle w:val="NoSpacing"/>
+              <w:rPr>
+                <w:b/>
+                <w:bCs/>
+              </w:rPr>
+            </w:pPr>
+            <w:r>
+              <w:rPr>
+                <w:b/>
+                <w:bCs/>
+              </w:rPr>
+              <w:t>Category</w:t>
+            </w:r>
+          </w:p>
+        </w:tc>
+        <w:tc>
+          <w:tcPr>
+            <w:tcW w:w="0" w:type="auto"/>
+            <w:tcBorders>
+              <w:top w:val="single" w:sz="6" w:space="0" w:color="auto"/>
+              <w:left w:val="single" w:sz="6" w:space="0" w:color="auto"/>
+              <w:bottom w:val="single" w:sz="6" w:space="0" w:color="auto"/>
+              <w:right w:val="single" w:sz="6" w:space="0" w:color="auto"/>
+            </w:tcBorders>
+            <w:vAlign w:val="center"/>
+            <w:hideMark/>
+          </w:tcPr>
+          <w:p>
+            <w:pPr>
+              <w:pStyle w:val="NoSpacing"/>
+              <w:rPr>
+                <w:b/>
+                <w:bCs/>
+              </w:rPr>
+            </w:pPr>
+            <w:r>
+              <w:rPr>
+                <w:b/>
+                <w:bCs/>
+              </w:rPr>
+              <w:t>Specification</w:t>
+            </w:r>
+          </w:p>
+        </w:tc>
+      </w:tr>
+      <w:tr>
+        <w:trPr>
+          <w:tblCellSpacing w:w="15" w:type="dxa"/>
+        </w:trPr>
+        <w:tc>
+          <w:tcPr>
+            <w:tcW w:w="694" w:type="dxa"/>
+            <w:tcBorders>
+              <w:top w:val="single" w:sz="6" w:space="0" w:color="auto"/>
+              <w:left w:val="single" w:sz="6" w:space="0" w:color="auto"/>
+              <w:bottom w:val="single" w:sz="6" w:space="0" w:color="auto"/>
+              <w:right w:val="single" w:sz="6" w:space="0" w:color="auto"/>
+            </w:tcBorders>
+            <w:vAlign w:val="center"/>
+            <w:hideMark/>
+          </w:tcPr>
+          <w:p>
+            <w:pPr>
+              <w:pStyle w:val="NoSpacing"/>
+              <w:rPr>
+                <w:b/>
+                <w:bCs/>
+              </w:rPr>
+            </w:pPr>
+            <w:r>
+              <w:rPr>
+                <w:b/>
+                <w:bCs/>
+              </w:rPr>
+              <w:t>TR-01</w:t>
+            </w:r>
+          </w:p>
+        </w:tc>
+        <w:tc>
+          <w:tcPr>
+            <w:tcW w:w="1701" w:type="dxa"/>
+            <w:tcBorders>
+              <w:top w:val="single" w:sz="6" w:space="0" w:color="auto"/>
+              <w:left w:val="single" w:sz="6" w:space="0" w:color="auto"/>
+              <w:bottom w:val="single" w:sz="6" w:space="0" w:color="auto"/>
+              <w:right w:val="single" w:sz="6" w:space="0" w:color="auto"/>
+            </w:tcBorders>
+            <w:vAlign w:val="center"/>
+            <w:hideMark/>
+          </w:tcPr>
+          <w:p>
+            <w:pPr>
+              <w:pStyle w:val="NoSpacing"/>
+              <w:rPr>
+                <w:b/>
+                <w:bCs/>
+              </w:rPr>
+            </w:pPr>
+            <w:r>
+              <w:rPr>
+                <w:b/>
+                <w:bCs/>
+              </w:rPr>
+              <w:t>Development Stack</w:t>
+            </w:r>
+          </w:p>
+        </w:tc>
+        <w:tc>
+          <w:tcPr>
+            <w:tcW w:w="0" w:type="auto"/>
+            <w:tcBorders>
+              <w:top w:val="single" w:sz="6" w:space="0" w:color="auto"/>
+              <w:left w:val="single" w:sz="6" w:space="0" w:color="auto"/>
+              <w:bottom w:val="single" w:sz="6" w:space="0" w:color="auto"/>
+              <w:right w:val="single" w:sz="6" w:space="0" w:color="auto"/>
+            </w:tcBorders>
+            <w:vAlign w:val="center"/>
+            <w:hideMark/>
+          </w:tcPr>
+          <w:p>
+            <w:pPr>
+              <w:pStyle w:val="NoSpacing"/>
+            </w:pPr>
+            <w:r>
+              <w:t>The system must be developed using the LAMP Stack (Linux, Apache, MySQL 8.0+, PHP 8.2+).</w:t>
+            </w:r>
+          </w:p>
+        </w:tc>
+      </w:tr>
+      <w:tr>
+        <w:trPr>
+          <w:tblCellSpacing w:w="15" w:type="dxa"/>
+        </w:trPr>
+        <w:tc>
+          <w:tcPr>
+            <w:tcW w:w="694" w:type="dxa"/>
+            <w:tcBorders>
+              <w:top w:val="single" w:sz="6" w:space="0" w:color="auto"/>
+              <w:left w:val="single" w:sz="6" w:space="0" w:color="auto"/>
+              <w:bottom w:val="single" w:sz="6" w:space="0" w:color="auto"/>
+              <w:right w:val="single" w:sz="6" w:space="0" w:color="auto"/>
+            </w:tcBorders>
+            <w:vAlign w:val="center"/>
+            <w:hideMark/>
+          </w:tcPr>
+          <w:p>
+            <w:pPr>
+              <w:pStyle w:val="NoSpacing"/>
+              <w:rPr>
+                <w:b/>
+                <w:bCs/>
+              </w:rPr>
+            </w:pPr>
+            <w:r>
+              <w:rPr>
+                <w:b/>
+                <w:bCs/>
+              </w:rPr>
+              <w:t>TR-02</w:t>
+            </w:r>
+          </w:p>
+        </w:tc>
+        <w:tc>
+          <w:tcPr>
+            <w:tcW w:w="1701" w:type="dxa"/>
+            <w:tcBorders>
+              <w:top w:val="single" w:sz="6" w:space="0" w:color="auto"/>
+              <w:left w:val="single" w:sz="6" w:space="0" w:color="auto"/>
+              <w:bottom w:val="single" w:sz="6" w:space="0" w:color="auto"/>
+              <w:right w:val="single" w:sz="6" w:space="0" w:color="auto"/>
+            </w:tcBorders>
+            <w:vAlign w:val="center"/>
+            <w:hideMark/>
+          </w:tcPr>
+          <w:p>
+            <w:pPr>
+              <w:pStyle w:val="NoSpacing"/>
+              <w:rPr>
+                <w:b/>
+                <w:bCs/>
+              </w:rPr>
+            </w:pPr>
+            <w:r>
+              <w:rPr>
+                <w:b/>
+                <w:bCs/>
+              </w:rPr>
+              <w:t>Coding Standards</w:t>
+            </w:r>
+          </w:p>
+        </w:tc>
+        <w:tc>
+          <w:tcPr>
+            <w:tcW w:w="0" w:type="auto"/>
+            <w:tcBorders>
+              <w:top w:val="single" w:sz="6" w:space="0" w:color="auto"/>
+              <w:left w:val="single" w:sz="6" w:space="0" w:color="auto"/>
+              <w:bottom w:val="single" w:sz="6" w:space="0" w:color="auto"/>
+              <w:right w:val="single" w:sz="6" w:space="0" w:color="auto"/>
+            </w:tcBorders>
+            <w:vAlign w:val="center"/>
+            <w:hideMark/>
+          </w:tcPr>
+          <w:p>
+            <w:pPr>
+              <w:pStyle w:val="NoSpacing"/>
+            </w:pPr>
+            <w:r>
+              <w:t>All PHP backend code must implement Strict Typing and full type-hinting for all methods and properties.</w:t>
+            </w:r>
+          </w:p>
+        </w:tc>
+      </w:tr>
+      <w:tr>
+        <w:trPr>
+          <w:tblCellSpacing w:w="15" w:type="dxa"/>
+        </w:trPr>
+        <w:tc>
+          <w:tcPr>
+            <w:tcW w:w="694" w:type="dxa"/>
+            <w:tcBorders>
+              <w:top w:val="single" w:sz="6" w:space="0" w:color="auto"/>
+              <w:left w:val="single" w:sz="6" w:space="0" w:color="auto"/>
+              <w:bottom w:val="single" w:sz="6" w:space="0" w:color="auto"/>
+              <w:right w:val="single" w:sz="6" w:space="0" w:color="auto"/>
+            </w:tcBorders>
+            <w:vAlign w:val="center"/>
+            <w:hideMark/>
+          </w:tcPr>
+          <w:p>
+            <w:pPr>
+              <w:pStyle w:val="NoSpacing"/>
+              <w:rPr>
+                <w:b/>
+                <w:bCs/>
+              </w:rPr>
+            </w:pPr>
+            <w:r>
+              <w:rPr>
+                <w:b/>
+                <w:bCs/>
+              </w:rPr>
+              <w:t>TR-03</w:t>
+            </w:r>
+          </w:p>
+        </w:tc>
+        <w:tc>
+          <w:tcPr>
+            <w:tcW w:w="1701" w:type="dxa"/>
+            <w:tcBorders>
+              <w:top w:val="single" w:sz="6" w:space="0" w:color="auto"/>
+              <w:left w:val="single" w:sz="6" w:space="0" w:color="auto"/>
+              <w:bottom w:val="single" w:sz="6" w:space="0" w:color="auto"/>
+              <w:right w:val="single" w:sz="6" w:space="0" w:color="auto"/>
+            </w:tcBorders>
+            <w:vAlign w:val="center"/>
+            <w:hideMark/>
+          </w:tcPr>
+          <w:p>
+            <w:pPr>
+              <w:pStyle w:val="NoSpacing"/>
+              <w:rPr>
+                <w:b/>
+                <w:bCs/>
+              </w:rPr>
+            </w:pPr>
+            <w:r>
+              <w:rPr>
+                <w:b/>
+                <w:bCs/>
+              </w:rPr>
+              <w:t>Database Design</w:t>
+            </w:r>
+          </w:p>
+        </w:tc>
+        <w:tc>
+          <w:tcPr>
+            <w:tcW w:w="0" w:type="auto"/>
+            <w:tcBorders>
+              <w:top w:val="single" w:sz="6" w:space="0" w:color="auto"/>
+              <w:left w:val="single" w:sz="6" w:space="0" w:color="auto"/>
+              <w:bottom w:val="single" w:sz="6" w:space="0" w:color="auto"/>
+              <w:right w:val="single" w:sz="6" w:space="0" w:color="auto"/>
+            </w:tcBorders>
+            <w:vAlign w:val="center"/>
+            <w:hideMark/>
+          </w:tcPr>
+          <w:p>
+            <w:pPr>
+              <w:pStyle w:val="NoSpacing"/>
+            </w:pPr>
+            <w:r>
+              <w:t>Data persistence must be managed via an RDBMS using 3rd Normal Form (3NF) to ensure data integrity.</w:t>
+            </w:r>
+          </w:p>
+        </w:tc>
+      </w:tr>
+      <w:tr>
+        <w:trPr>
+          <w:tblCellSpacing w:w="15" w:type="dxa"/>
+        </w:trPr>
+        <w:tc>
+          <w:tcPr>
+            <w:tcW w:w="694" w:type="dxa"/>
+            <w:tcBorders>
+              <w:top w:val="single" w:sz="6" w:space="0" w:color="auto"/>
+              <w:left w:val="single" w:sz="6" w:space="0" w:color="auto"/>
+              <w:bottom w:val="single" w:sz="6" w:space="0" w:color="auto"/>
+              <w:right w:val="single" w:sz="6" w:space="0" w:color="auto"/>
+            </w:tcBorders>
+            <w:vAlign w:val="center"/>
+            <w:hideMark/>
+          </w:tcPr>
+          <w:p>
+            <w:pPr>
+              <w:pStyle w:val="NoSpacing"/>
+              <w:rPr>
+                <w:b/>
+                <w:bCs/>
+              </w:rPr>
+            </w:pPr>
+            <w:r>
+              <w:rPr>
+                <w:b/>
+                <w:bCs/>
+              </w:rPr>
+              <w:t>TR-04</w:t>
+            </w:r>
+          </w:p>
+        </w:tc>
+        <w:tc>
+          <w:tcPr>
+            <w:tcW w:w="1701" w:type="dxa"/>
+            <w:tcBorders>
+              <w:top w:val="single" w:sz="6" w:space="0" w:color="auto"/>
+              <w:left w:val="single" w:sz="6" w:space="0" w:color="auto"/>
+              <w:bottom w:val="single" w:sz="6" w:space="0" w:color="auto"/>
+              <w:right w:val="single" w:sz="6" w:space="0" w:color="auto"/>
+            </w:tcBorders>
+            <w:vAlign w:val="center"/>
+            <w:hideMark/>
+          </w:tcPr>
+          <w:p>
+            <w:pPr>
+              <w:pStyle w:val="NoSpacing"/>
+              <w:rPr>
+                <w:b/>
+                <w:bCs/>
+              </w:rPr>
+            </w:pPr>
+            <w:r>
+              <w:rPr>
+                <w:b/>
+                <w:bCs/>
+              </w:rPr>
+              <w:t>Naming Policy</w:t>
+            </w:r>
+          </w:p>
+        </w:tc>
+        <w:tc>
+          <w:tcPr>
+            <w:tcW w:w="0" w:type="auto"/>
+            <w:tcBorders>
+              <w:top w:val="single" w:sz="6" w:space="0" w:color="auto"/>
+              <w:left w:val="single" w:sz="6" w:space="0" w:color="auto"/>
+              <w:bottom w:val="single" w:sz="6" w:space="0" w:color="auto"/>
+              <w:right w:val="single" w:sz="6" w:space="0" w:color="auto"/>
+            </w:tcBorders>
+            <w:vAlign w:val="center"/>
+            <w:hideMark/>
+          </w:tcPr>
+          <w:p>
+            <w:pPr>
+              <w:pStyle w:val="NoSpacing"/>
+            </w:pPr>
+            <w:r>
+              <w:t xml:space="preserve">All file paths and classes must follow </w:t>
+            </w:r>
+            <w:proofErr w:type="spellStart"/>
+            <w:r>
+              <w:t>PascalCase</w:t>
+            </w:r>
+            <w:proofErr w:type="spellEnd"/>
+            <w:r>
+              <w:t xml:space="preserve">; internal variables must use </w:t>
+            </w:r>
+            <w:proofErr w:type="spellStart"/>
+            <w:r>
+              <w:t>snake_case</w:t>
+            </w:r>
+            <w:proofErr w:type="spellEnd"/>
+            <w:r>
+              <w:t>.</w:t>
+            </w:r>
+          </w:p>
+        </w:tc>
+      </w:tr>
+      <w:tr>
+        <w:trPr>
+          <w:tblCellSpacing w:w="15" w:type="dxa"/>
+        </w:trPr>
+        <w:tc>
+          <w:tcPr>
+            <w:tcW w:w="694" w:type="dxa"/>
+            <w:tcBorders>
+              <w:top w:val="single" w:sz="6" w:space="0" w:color="auto"/>
+              <w:left w:val="single" w:sz="6" w:space="0" w:color="auto"/>
+              <w:bottom w:val="single" w:sz="6" w:space="0" w:color="auto"/>
+              <w:right w:val="single" w:sz="6" w:space="0" w:color="auto"/>
+            </w:tcBorders>
+            <w:vAlign w:val="center"/>
+            <w:hideMark/>
+          </w:tcPr>
+          <w:p>
+            <w:pPr>
+              <w:pStyle w:val="NoSpacing"/>
+              <w:rPr>
+                <w:b/>
+                <w:bCs/>
+              </w:rPr>
+            </w:pPr>
+            <w:r>
+              <w:rPr>
+                <w:b/>
+                <w:bCs/>
+              </w:rPr>
+              <w:t>TR-05</w:t>
+            </w:r>
+          </w:p>
+        </w:tc>
+        <w:tc>
+          <w:tcPr>
+            <w:tcW w:w="1701" w:type="dxa"/>
+            <w:tcBorders>
+              <w:top w:val="single" w:sz="6" w:space="0" w:color="auto"/>
+              <w:left w:val="single" w:sz="6" w:space="0" w:color="auto"/>
+              <w:bottom w:val="single" w:sz="6" w:space="0" w:color="auto"/>
+              <w:right w:val="single" w:sz="6" w:space="0" w:color="auto"/>
+            </w:tcBorders>
+            <w:vAlign w:val="center"/>
+            <w:hideMark/>
+          </w:tcPr>
+          <w:p>
+            <w:pPr>
+              <w:pStyle w:val="NoSpacing"/>
+              <w:rPr>
+                <w:b/>
+                <w:bCs/>
+              </w:rPr>
+            </w:pPr>
+            <w:r>
+              <w:rPr>
+                <w:b/>
+                <w:bCs/>
+              </w:rPr>
+              <w:t>Security Protocols</w:t>
+            </w:r>
+          </w:p>
+        </w:tc>
+        <w:tc>
+          <w:tcPr>
+            <w:tcW w:w="0" w:type="auto"/>
+            <w:tcBorders>
+              <w:top w:val="single" w:sz="6" w:space="0" w:color="auto"/>
+              <w:left w:val="single" w:sz="6" w:space="0" w:color="auto"/>
+              <w:bottom w:val="single" w:sz="6" w:space="0" w:color="auto"/>
+              <w:right w:val="single" w:sz="6" w:space="0" w:color="auto"/>
+            </w:tcBorders>
+            <w:vAlign w:val="center"/>
+            <w:hideMark/>
+          </w:tcPr>
+          <w:p>
+            <w:pPr>
+              <w:pStyle w:val="NoSpacing"/>
+            </w:pPr>
+            <w:r>
+              <w:t xml:space="preserve">The application must use </w:t>
+            </w:r>
+            <w:proofErr w:type="spellStart"/>
+            <w:r>
+              <w:t>Bcrypt</w:t>
+            </w:r>
+            <w:proofErr w:type="spellEnd"/>
+            <w:r>
+              <w:t xml:space="preserve"> for password hashing and PDO prepared statements to prevent SQL Injection.</w:t>
+            </w:r>
+          </w:p>
+        </w:tc>
+      </w:tr>
+      <w:tr>
+        <w:trPr>
+          <w:tblCellSpacing w:w="15" w:type="dxa"/>
+        </w:trPr>
+        <w:tc>
+          <w:tcPr>
+            <w:tcW w:w="694" w:type="dxa"/>
+            <w:tcBorders>
+              <w:top w:val="single" w:sz="6" w:space="0" w:color="auto"/>
+              <w:left w:val="single" w:sz="6" w:space="0" w:color="auto"/>
+              <w:bottom w:val="single" w:sz="6" w:space="0" w:color="auto"/>
+              <w:right w:val="single" w:sz="6" w:space="0" w:color="auto"/>
+            </w:tcBorders>
+            <w:vAlign w:val="center"/>
+            <w:hideMark/>
+          </w:tcPr>
+          <w:p>
+            <w:pPr>
+              <w:pStyle w:val="NoSpacing"/>
+              <w:rPr>
+                <w:b/>
+                <w:bCs/>
+              </w:rPr>
+            </w:pPr>
+            <w:r>
+              <w:rPr>
+                <w:b/>
+                <w:bCs/>
+              </w:rPr>
+              <w:t>TR-06</w:t>
+            </w:r>
+          </w:p>
+        </w:tc>
+        <w:tc>
+          <w:tcPr>
+            <w:tcW w:w="1701" w:type="dxa"/>
+            <w:tcBorders>
+              <w:top w:val="single" w:sz="6" w:space="0" w:color="auto"/>
+              <w:left w:val="single" w:sz="6" w:space="0" w:color="auto"/>
+              <w:bottom w:val="single" w:sz="6" w:space="0" w:color="auto"/>
+              <w:right w:val="single" w:sz="6" w:space="0" w:color="auto"/>
+            </w:tcBorders>
+            <w:vAlign w:val="center"/>
+            <w:hideMark/>
+          </w:tcPr>
+          <w:p>
+            <w:pPr>
+              <w:pStyle w:val="NoSpacing"/>
+              <w:rPr>
+                <w:b/>
+                <w:bCs/>
+              </w:rPr>
+            </w:pPr>
+            <w:r>
+              <w:rPr>
+                <w:b/>
+                <w:bCs/>
+              </w:rPr>
+              <w:t>Version Control</w:t>
+            </w:r>
+          </w:p>
+        </w:tc>
+        <w:tc>
+          <w:tcPr>
+            <w:tcW w:w="0" w:type="auto"/>
+            <w:tcBorders>
+              <w:top w:val="single" w:sz="6" w:space="0" w:color="auto"/>
+              <w:left w:val="single" w:sz="6" w:space="0" w:color="auto"/>
+              <w:bottom w:val="single" w:sz="6" w:space="0" w:color="auto"/>
+              <w:right w:val="single" w:sz="6" w:space="0" w:color="auto"/>
+            </w:tcBorders>
+            <w:vAlign w:val="center"/>
+            <w:hideMark/>
+          </w:tcPr>
+          <w:p>
+            <w:pPr>
+              <w:pStyle w:val="NoSpacing"/>
+            </w:pPr>
+            <w:r>
+              <w:t>The project must utilize Git/GitHub with a mandatory Pull Request (PR) workflow for code reviews.</w:t>
+            </w:r>
+          </w:p>
+        </w:tc>
+      </w:tr>
+      <w:tr>
+        <w:trPr>
+          <w:tblCellSpacing w:w="15" w:type="dxa"/>
+        </w:trPr>
+        <w:tc>
+          <w:tcPr>
+            <w:tcW w:w="694" w:type="dxa"/>
+            <w:tcBorders>
+              <w:top w:val="single" w:sz="6" w:space="0" w:color="auto"/>
+              <w:left w:val="single" w:sz="6" w:space="0" w:color="auto"/>
+              <w:bottom w:val="single" w:sz="6" w:space="0" w:color="auto"/>
+              <w:right w:val="single" w:sz="6" w:space="0" w:color="auto"/>
+            </w:tcBorders>
+            <w:vAlign w:val="center"/>
+            <w:hideMark/>
+          </w:tcPr>
+          <w:p>
+            <w:pPr>
+              <w:pStyle w:val="NoSpacing"/>
+              <w:rPr>
+                <w:b/>
+                <w:bCs/>
+              </w:rPr>
+            </w:pPr>
+            <w:r>
+              <w:rPr>
+                <w:b/>
+                <w:bCs/>
+              </w:rPr>
+              <w:t>TR-07</w:t>
+            </w:r>
+          </w:p>
+        </w:tc>
+        <w:tc>
+          <w:tcPr>
+            <w:tcW w:w="1701" w:type="dxa"/>
+            <w:tcBorders>
+              <w:top w:val="single" w:sz="6" w:space="0" w:color="auto"/>
+              <w:left w:val="single" w:sz="6" w:space="0" w:color="auto"/>
+              <w:bottom w:val="single" w:sz="6" w:space="0" w:color="auto"/>
+              <w:right w:val="single" w:sz="6" w:space="0" w:color="auto"/>
+            </w:tcBorders>
+            <w:vAlign w:val="center"/>
+            <w:hideMark/>
+          </w:tcPr>
+          <w:p>
+            <w:pPr>
+              <w:pStyle w:val="NoSpacing"/>
+              <w:rPr>
+                <w:b/>
+                <w:bCs/>
+              </w:rPr>
+            </w:pPr>
+            <w:r>
+              <w:rPr>
+                <w:b/>
+                <w:bCs/>
+              </w:rPr>
+              <w:t>Front-End Tech</w:t>
+            </w:r>
+          </w:p>
+        </w:tc>
+        <w:tc>
+          <w:tcPr>
+            <w:tcW w:w="0" w:type="auto"/>
+            <w:tcBorders>
+              <w:top w:val="single" w:sz="6" w:space="0" w:color="auto"/>
+              <w:left w:val="single" w:sz="6" w:space="0" w:color="auto"/>
+              <w:bottom w:val="single" w:sz="6" w:space="0" w:color="auto"/>
+              <w:right w:val="single" w:sz="6" w:space="0" w:color="auto"/>
+            </w:tcBorders>
+            <w:vAlign w:val="center"/>
+            <w:hideMark/>
+          </w:tcPr>
+          <w:p>
+            <w:pPr>
+              <w:pStyle w:val="NoSpacing"/>
+            </w:pPr>
+            <w:r>
+              <w:t>The UI must be built using Vanilla HTML5, CSS3, and JavaScript (ES6+) without heavy external frameworks.</w:t>
+            </w:r>
+          </w:p>
+        </w:tc>
+      </w:tr>
+    </w:tbl>
     <w:p>
       <w:pPr>
         <w:pStyle w:val="NoSpacing"/>
-        <w:rPr>
-          <w:rStyle w:val="Strong"/>
-        </w:rPr>
       </w:pPr>
-      <w:r>
-        <w:rPr>
-          <w:rStyle w:val="Strong"/>
-        </w:rPr>
-        <w:t>Development Stack</w:t>
-      </w:r>
-    </w:p>
-    <w:p>
-      <w:r>
-        <w:t>The system must be developed using the LAMP Stack (Linux, Apache, MySQL 8.0+, PHP 8.2+) to ensure compatibility with standard web hosting.</w:t>
-      </w:r>
-    </w:p>
-    <w:p>
-      <w:pPr>
-        <w:pStyle w:val="NoSpacing"/>
-        <w:rPr>
-          <w:rStyle w:val="Strong"/>
-        </w:rPr>
-      </w:pPr>
-      <w:r>
-        <w:rPr>
-          <w:rStyle w:val="Strong"/>
-        </w:rPr>
-        <w:t>Coding Standards</w:t>
-      </w:r>
-    </w:p>
-    <w:p>
-      <w:r>
-        <w:t>All PHP backend code must implement Strict Typing (declare(</w:t>
-      </w:r>
-      <w:proofErr w:type="spellStart"/>
-      <w:r>
-        <w:t>strict_types</w:t>
-      </w:r>
-      <w:proofErr w:type="spellEnd"/>
-      <w:r>
-        <w:t>=1);) and full type-hinting for all methods and properties.</w:t>
-      </w:r>
-    </w:p>
-    <w:p>
-      <w:pPr>
-        <w:pStyle w:val="NoSpacing"/>
-        <w:rPr>
-          <w:rStyle w:val="Strong"/>
-        </w:rPr>
-      </w:pPr>
-      <w:r>
-        <w:rPr>
-          <w:rStyle w:val="Strong"/>
-        </w:rPr>
-        <w:t>Database Architecture</w:t>
-      </w:r>
-    </w:p>
-    <w:p>
-      <w:r>
-        <w:t>Data persistence must be managed via a Relational Database Management System (RDBMS) using 3rd Normal Form (3NF) to ensure data integrity.</w:t>
-      </w:r>
-    </w:p>
-    <w:p>
-      <w:pPr>
-        <w:pStyle w:val="NoSpacing"/>
-        <w:rPr>
-          <w:rStyle w:val="Strong"/>
-        </w:rPr>
-      </w:pPr>
-      <w:r>
-        <w:rPr>
-          <w:rStyle w:val="Strong"/>
-        </w:rPr>
-        <w:t>Payment Gateway</w:t>
-      </w:r>
-    </w:p>
-    <w:p>
-      <w:r>
-        <w:t>Financial transactions must be processed via the Stripe API (Test Mode) using server-side webhooks for payment confirmation.</w:t>
-      </w:r>
-    </w:p>
-    <w:p>
-      <w:pPr>
-        <w:pStyle w:val="NoSpacing"/>
-        <w:rPr>
-          <w:rStyle w:val="Strong"/>
-        </w:rPr>
-      </w:pPr>
-      <w:r>
-        <w:rPr>
-          <w:rStyle w:val="Strong"/>
-        </w:rPr>
-        <w:t>Version Control</w:t>
-      </w:r>
-    </w:p>
-    <w:p>
-      <w:r>
-        <w:t>The project must utilize Git/GitHub for version control, requiring a Pull Request (PR) and code review before merging into the main branch.</w:t>
-      </w:r>
-    </w:p>
-    <w:p>
-      <w:pPr>
-        <w:pStyle w:val="NoSpacing"/>
-        <w:rPr>
-          <w:rStyle w:val="Strong"/>
-        </w:rPr>
-      </w:pPr>
-      <w:r>
-        <w:rPr>
-          <w:rStyle w:val="Strong"/>
-        </w:rPr>
-        <w:t>Front-End Architecture</w:t>
-      </w:r>
-    </w:p>
-    <w:p>
-      <w:r>
-        <w:t>The UI must be built using Vanilla HTML5, CSS3, and JavaScript (ES6+) to avoid heavy framework overhead and ensure high performance.</w:t>
-      </w:r>
-    </w:p>
-    <w:p>
-      <w:pPr>
-        <w:pStyle w:val="NoSpacing"/>
-        <w:rPr>
-          <w:rStyle w:val="Strong"/>
-        </w:rPr>
-      </w:pPr>
-      <w:r>
-        <w:rPr>
-          <w:rStyle w:val="Strong"/>
-        </w:rPr>
-        <w:t>Security Protocols</w:t>
-      </w:r>
-    </w:p>
-    <w:p>
-      <w:r>
-        <w:t xml:space="preserve">The application must use </w:t>
-      </w:r>
-      <w:proofErr w:type="spellStart"/>
-      <w:r>
-        <w:t>Bcrypt</w:t>
-      </w:r>
-      <w:proofErr w:type="spellEnd"/>
-      <w:r>
-        <w:t xml:space="preserve"> for password hashing and implement PDO (PHP Data Objects) with prepared statements to prevent SQL Injection.</w:t>
-      </w:r>
-    </w:p>
-    <w:p>
-      <w:pPr>
-        <w:pStyle w:val="NoSpacing"/>
-        <w:rPr>
-          <w:rStyle w:val="Strong"/>
-        </w:rPr>
-      </w:pPr>
-      <w:r>
-        <w:rPr>
-          <w:rStyle w:val="Strong"/>
-        </w:rPr>
-        <w:t>Naming Conventions</w:t>
-      </w:r>
-    </w:p>
-    <w:p>
-      <w:r>
-        <w:t xml:space="preserve">All file paths and classes must follow </w:t>
-      </w:r>
-      <w:proofErr w:type="spellStart"/>
-      <w:r>
-        <w:t>PascalCase</w:t>
-      </w:r>
-      <w:proofErr w:type="spellEnd"/>
-      <w:r>
-        <w:t xml:space="preserve"> (e.g., app/Views/Common/Header.phtml), while internal variables use </w:t>
-      </w:r>
-      <w:proofErr w:type="spellStart"/>
-      <w:r>
-        <w:t>snake_case</w:t>
-      </w:r>
-      <w:proofErr w:type="spellEnd"/>
-      <w:r>
-        <w:t>.</w:t>
-      </w:r>
     </w:p>
     <w:sectPr>
       <w:pgSz w:w="11906" w:h="16838"/>

--- a/docs/requirements/Technical_Requirements_V1.0.docx
+++ b/docs/requirements/Technical_Requirements_V1.0.docx
@@ -1351,6 +1351,7 @@
   <w:style w:type="character" w:default="1" w:styleId="DefaultParagraphFont">
     <w:name w:val="Default Paragraph Font"/>
     <w:uiPriority w:val="1"/>
+    <w:semiHidden/>
     <w:unhideWhenUsed/>
   </w:style>
   <w:style w:type="table" w:default="1" w:styleId="TableNormal">
